--- a/lab3_report/lab3.docx
+++ b/lab3_report/lab3.docx
@@ -1372,7 +1372,7 @@
           <w:sz w:val="28"/>
           <w:szCs w:val="28"/>
         </w:rPr>
-        <w:t>Цель. Установить редактор VS Code, установить расширение Live Server, создать первый HTML-файл index.html, запустить локальный веб-сервер на порту 5500.</w:t>
+        <w:t xml:space="preserve">Цель. Установить VS Code и расширение Live Server, создать файл index.html и запустить локальный веб-сервер на порту 5500.</w:t>
       </w:r>
     </w:p>
     <w:p>
@@ -1468,7 +1468,7 @@
           <w:sz w:val="28"/>
           <w:szCs w:val="28"/>
         </w:rPr>
-        <w:t>Была выполнена установка VS Code. Далее через панель «Расширения» (Ctrl+Shift+X) было установлено расширение Live Server от Ritwick Dey.</w:t>
+        <w:t xml:space="preserve">Мы установили VS Code, а затем через панель «Расширения» (Ctrl+Shift+X) добавили расширение Live Server от Ritwick Dey.</w:t>
       </w:r>
     </w:p>
     <w:p>
@@ -1801,92 +1801,7 @@
           <w:sz w:val="28"/>
           <w:szCs w:val="28"/>
         </w:rPr>
-        <w:t xml:space="preserve">Запуск выполнен через контекстное меню </w:t>
-      </w:r>
-      <w:r>
-        <w:rPr>
-          <w:rFonts w:ascii="Times New Roman" w:hAnsi="Times New Roman" w:cs="Times New Roman"/>
-          <w:sz w:val="28"/>
-          <w:szCs w:val="28"/>
-          <w:lang w:val="en-US"/>
-        </w:rPr>
-        <w:t>Open with Live Server (</w:t>
-      </w:r>
-      <w:r>
-        <w:rPr>
-          <w:rFonts w:ascii="Times New Roman" w:hAnsi="Times New Roman" w:cs="Times New Roman"/>
-          <w:sz w:val="28"/>
-          <w:szCs w:val="28"/>
-        </w:rPr>
-        <w:t>правый</w:t>
-      </w:r>
-      <w:r>
-        <w:rPr>
-          <w:rFonts w:ascii="Times New Roman" w:hAnsi="Times New Roman" w:cs="Times New Roman"/>
-          <w:sz w:val="28"/>
-          <w:szCs w:val="28"/>
-          <w:lang w:val="en-US"/>
-        </w:rPr>
-        <w:t xml:space="preserve"> </w:t>
-      </w:r>
-      <w:r>
-        <w:rPr>
-          <w:rFonts w:ascii="Times New Roman" w:hAnsi="Times New Roman" w:cs="Times New Roman"/>
-          <w:sz w:val="28"/>
-          <w:szCs w:val="28"/>
-        </w:rPr>
-        <w:t>клик</w:t>
-      </w:r>
-      <w:r>
-        <w:rPr>
-          <w:rFonts w:ascii="Times New Roman" w:hAnsi="Times New Roman" w:cs="Times New Roman"/>
-          <w:sz w:val="28"/>
-          <w:szCs w:val="28"/>
-          <w:lang w:val="en-US"/>
-        </w:rPr>
-        <w:t xml:space="preserve"> </w:t>
-      </w:r>
-      <w:r>
-        <w:rPr>
-          <w:rFonts w:ascii="Times New Roman" w:hAnsi="Times New Roman" w:cs="Times New Roman"/>
-          <w:sz w:val="28"/>
-          <w:szCs w:val="28"/>
-        </w:rPr>
-        <w:t>по</w:t>
-      </w:r>
-      <w:r>
-        <w:rPr>
-          <w:rFonts w:ascii="Times New Roman" w:hAnsi="Times New Roman" w:cs="Times New Roman"/>
-          <w:sz w:val="28"/>
-          <w:szCs w:val="28"/>
-          <w:lang w:val="en-US"/>
-        </w:rPr>
-        <w:t xml:space="preserve"> </w:t>
-      </w:r>
-      <w:r>
-        <w:rPr>
-          <w:rFonts w:ascii="Times New Roman" w:hAnsi="Times New Roman" w:cs="Times New Roman"/>
-          <w:sz w:val="28"/>
-          <w:szCs w:val="28"/>
-        </w:rPr>
-        <w:t>файлу</w:t>
-      </w:r>
-      <w:r>
-        <w:rPr>
-          <w:rFonts w:ascii="Times New Roman" w:hAnsi="Times New Roman" w:cs="Times New Roman"/>
-          <w:sz w:val="28"/>
-          <w:szCs w:val="28"/>
-          <w:lang w:val="en-US"/>
-        </w:rPr>
-        <w:t xml:space="preserve">). </w:t>
-      </w:r>
-      <w:r>
-        <w:rPr>
-          <w:rFonts w:ascii="Times New Roman" w:hAnsi="Times New Roman" w:cs="Times New Roman"/>
-          <w:sz w:val="28"/>
-          <w:szCs w:val="28"/>
-        </w:rPr>
-        <w:t>Live Server запустил локальный веб-сервер на порту 5500, обработал страницу и открыл её в браузере по умолчанию.</w:t>
+        <w:t xml:space="preserve">Live Server запускается через контекстное меню: правый клик по файлу и пункт Open with Live Server. Он поднял локальный веб-сервер на порту 5500 и открыл страницу в браузере по умолчанию.</w:t>
       </w:r>
     </w:p>
     <w:p>
@@ -1906,7 +1821,7 @@
           <w:sz w:val="28"/>
           <w:szCs w:val="28"/>
         </w:rPr>
-        <w:t>При внесении изменений в файл index.html и сохранении этих изменений, браузер будет автоматически их отображать. Таким образом организуется очень удобный тандем: из редактора и браузера, в котором конечный результат будет всегда перед глазами [3.4, с. 110].</w:t>
+        <w:t xml:space="preserve">Теперь при сохранении изменений в index.html браузер обновляет страницу сам, поэтому результат работы сразу виден [3.4, с. 110].</w:t>
       </w:r>
     </w:p>
     <w:p>
@@ -2120,7 +2035,7 @@
           <w:sz w:val="28"/>
           <w:szCs w:val="28"/>
         </w:rPr>
-        <w:t>Git был установлен для Windows. Проверка версии командой git --version показала:</w:t>
+        <w:t xml:space="preserve">Git установлен для Windows. Версию проверили командой git --version:</w:t>
       </w:r>
     </w:p>
     <w:p>
@@ -3337,27 +3252,7 @@
           <w:sz w:val="28"/>
           <w:szCs w:val="28"/>
         </w:rPr>
-        <w:t xml:space="preserve">Создана бесплатная учётная запись на </w:t>
-      </w:r>
-      <w:hyperlink r:id="rId15" w:tgtFrame="_blank" w:history="1">
-        <w:r>
-          <w:rPr>
-            <w:rStyle w:val="ac"/>
-            <w:rFonts w:ascii="Times New Roman" w:hAnsi="Times New Roman" w:cs="Times New Roman"/>
-            <w:color w:val="auto"/>
-            <w:sz w:val="28"/>
-            <w:szCs w:val="28"/>
-          </w:rPr>
-          <w:t>ngrok.com</w:t>
-        </w:r>
-      </w:hyperlink>
-      <w:r>
-        <w:rPr>
-          <w:rFonts w:ascii="Times New Roman" w:hAnsi="Times New Roman" w:cs="Times New Roman"/>
-          <w:sz w:val="28"/>
-          <w:szCs w:val="28"/>
-        </w:rPr>
-        <w:t xml:space="preserve"> через GitHub. В личном кабинете получен Authtoken.</w:t>
+        <w:t xml:space="preserve">Мы создали бесплатную учётную запись на ngrok.com через GitHub и получили в личном кабинете Authtoken, который затем добавили в настройки командой ngrok config add-authtoken.</w:t>
       </w:r>
     </w:p>
     <w:p>
@@ -4308,7 +4203,7 @@
           <w:sz w:val="28"/>
           <w:szCs w:val="28"/>
         </w:rPr>
-        <w:t>Postman установлен для Windows и запущен. На стартовом экране пропущена регистрация (кнопка Skip and go to the app), выполнена первичная настройка рабочего пространства.</w:t>
+        <w:t xml:space="preserve">Postman установлен для Windows. На стартовом экране регистрация пропущена (кнопка Skip and go to the app), после этого настроено рабочее пространство.</w:t>
       </w:r>
     </w:p>
     <w:p>
@@ -5341,7 +5236,7 @@
           <w:sz w:val="28"/>
           <w:szCs w:val="28"/>
         </w:rPr>
-        <w:t>Visual Studio Code — это редактор кода, используемый в качестве основного инструмента для веб-разработки. Он поддерживает установку расширений (плагинов), в том числе Live Server, для запуска локального веб-сервера и автоматического обновления страницы в браузере. VS Code позволяет работать с системой контроля версий Git непосредственно из редактора.</w:t>
+        <w:t xml:space="preserve">Visual Studio Code — бесплатный редактор кода, который используют для веб-разработки. В нём есть подсветка синтаксиса, автодополнение, встроенный терминал и работа с Git, а возможности расширяются плагинами (например, Live Server).</w:t>
       </w:r>
     </w:p>
     <w:p>
@@ -5383,8 +5278,20 @@
           <w:sz w:val="28"/>
           <w:szCs w:val="28"/>
         </w:rPr>
-        <w:t xml:space="preserve">Для установки расширения нужно открыть панель </w:t>
-      </w:r>
+        <w:t xml:space="preserve">Нужно открыть панель «Расширения» (Ctrl+Shift+X), найти расширение по названию и нажать «Установить». Расширения добавляют редактору новые возможности: поддержку языков, запуск локального сервера (Live Server), работу с Git, форматирование кода и другое.</w:t>
+      </w:r>
+    </w:p>
+    <w:p>
+      <w:pPr>
+        <w:spacing w:after="0" w:line="360" w:lineRule="auto"/>
+        <w:ind w:firstLine="709"/>
+        <w:jc w:val="both"/>
+        <w:rPr>
+          <w:rFonts w:ascii="Times New Roman" w:hAnsi="Times New Roman" w:cs="Times New Roman"/>
+          <w:sz w:val="28"/>
+          <w:szCs w:val="28"/>
+        </w:rPr>
+      </w:pPr>
       <w:r>
         <w:rPr>
           <w:rFonts w:ascii="Times New Roman" w:hAnsi="Times New Roman" w:cs="Times New Roman"/>
@@ -5393,16 +5300,41 @@
           <w:sz w:val="28"/>
           <w:szCs w:val="28"/>
         </w:rPr>
-        <w:t>«Расширения»</w:t>
-      </w:r>
-      <w:r>
-        <w:rPr>
-          <w:rFonts w:ascii="Times New Roman" w:hAnsi="Times New Roman" w:cs="Times New Roman"/>
-          <w:sz w:val="28"/>
-          <w:szCs w:val="28"/>
-        </w:rPr>
-        <w:t xml:space="preserve"> (Ctrl+Shift+X), ввести название расширения в поисковую строку и нажать кнопку </w:t>
-      </w:r>
+        <w:t>3. Что такое LiveServer и как он облегчает процесс разработки веб-приложений?</w:t>
+      </w:r>
+    </w:p>
+    <w:p>
+      <w:pPr>
+        <w:spacing w:after="0" w:line="360" w:lineRule="auto"/>
+        <w:ind w:firstLine="709"/>
+        <w:jc w:val="both"/>
+        <w:rPr>
+          <w:rFonts w:ascii="Times New Roman" w:hAnsi="Times New Roman" w:cs="Times New Roman"/>
+          <w:sz w:val="28"/>
+          <w:szCs w:val="28"/>
+        </w:rPr>
+      </w:pPr>
+      <w:r>
+        <w:rPr>
+          <w:rFonts w:ascii="Times New Roman" w:hAnsi="Times New Roman" w:cs="Times New Roman"/>
+          <w:sz w:val="28"/>
+          <w:szCs w:val="28"/>
+        </w:rPr>
+        <w:t xml:space="preserve">Live Server — расширение VS Code, которое запускает локальный веб-сервер с автоматической перезагрузкой страницы. После сохранения изменений в index.html браузер сам обновляет страницу, и не нужно каждый раз перезагружать её вручную.</w:t>
+      </w:r>
+    </w:p>
+    <w:p>
+      <w:pPr>
+        <w:spacing w:after="0" w:line="360" w:lineRule="auto"/>
+        <w:ind w:firstLine="709"/>
+        <w:jc w:val="both"/>
+        <w:rPr>
+          <w:rFonts w:ascii="Times New Roman" w:hAnsi="Times New Roman" w:cs="Times New Roman"/>
+          <w:sz w:val="28"/>
+          <w:szCs w:val="28"/>
+          <w:lang w:val="en-US"/>
+        </w:rPr>
+      </w:pPr>
       <w:r>
         <w:rPr>
           <w:rFonts w:ascii="Times New Roman" w:hAnsi="Times New Roman" w:cs="Times New Roman"/>
@@ -5410,29 +5342,10 @@
           <w:bCs/>
           <w:sz w:val="28"/>
           <w:szCs w:val="28"/>
-        </w:rPr>
-        <w:t>«Установить»</w:t>
-      </w:r>
-      <w:r>
-        <w:rPr>
-          <w:rFonts w:ascii="Times New Roman" w:hAnsi="Times New Roman" w:cs="Times New Roman"/>
-          <w:sz w:val="28"/>
-          <w:szCs w:val="28"/>
-        </w:rPr>
-        <w:t>. Расширения предназначены для расширения функциональности редактора: языковые пакеты, инструменты запуска сервера (Live Server), работа с Git и другое.</w:t>
-      </w:r>
-    </w:p>
-    <w:p>
-      <w:pPr>
-        <w:spacing w:after="0" w:line="360" w:lineRule="auto"/>
-        <w:ind w:firstLine="709"/>
-        <w:jc w:val="both"/>
-        <w:rPr>
-          <w:rFonts w:ascii="Times New Roman" w:hAnsi="Times New Roman" w:cs="Times New Roman"/>
-          <w:sz w:val="28"/>
-          <w:szCs w:val="28"/>
-        </w:rPr>
-      </w:pPr>
+          <w:lang w:val="en-US"/>
+        </w:rPr>
+        <w:t xml:space="preserve">4. </w:t>
+      </w:r>
       <w:r>
         <w:rPr>
           <w:rFonts w:ascii="Times New Roman" w:hAnsi="Times New Roman" w:cs="Times New Roman"/>
@@ -5441,27 +5354,7 @@
           <w:sz w:val="28"/>
           <w:szCs w:val="28"/>
         </w:rPr>
-        <w:t>3. Что такое LiveServer и как он облегчает процесс разработки веб-приложений?</w:t>
-      </w:r>
-    </w:p>
-    <w:p>
-      <w:pPr>
-        <w:spacing w:after="0" w:line="360" w:lineRule="auto"/>
-        <w:ind w:firstLine="709"/>
-        <w:jc w:val="both"/>
-        <w:rPr>
-          <w:rFonts w:ascii="Times New Roman" w:hAnsi="Times New Roman" w:cs="Times New Roman"/>
-          <w:sz w:val="28"/>
-          <w:szCs w:val="28"/>
-        </w:rPr>
-      </w:pPr>
-      <w:r>
-        <w:rPr>
-          <w:rFonts w:ascii="Times New Roman" w:hAnsi="Times New Roman" w:cs="Times New Roman"/>
-          <w:sz w:val="28"/>
-          <w:szCs w:val="28"/>
-        </w:rPr>
-        <w:t xml:space="preserve">Live Server — это расширение VS Code, которое запускает локальный веб-сервер с функцией </w:t>
+        <w:t>Как</w:t>
       </w:r>
       <w:r>
         <w:rPr>
@@ -5470,30 +5363,10 @@
           <w:bCs/>
           <w:sz w:val="28"/>
           <w:szCs w:val="28"/>
-        </w:rPr>
-        <w:t>live reload</w:t>
-      </w:r>
-      <w:r>
-        <w:rPr>
-          <w:rFonts w:ascii="Times New Roman" w:hAnsi="Times New Roman" w:cs="Times New Roman"/>
-          <w:sz w:val="28"/>
-          <w:szCs w:val="28"/>
-        </w:rPr>
-        <w:t>. Оно облегчает разработку тем, что при внесении изменений в файл index.html и его сохранении браузер автоматически отображает эти изменения.</w:t>
-      </w:r>
-    </w:p>
-    <w:p>
-      <w:pPr>
-        <w:spacing w:after="0" w:line="360" w:lineRule="auto"/>
-        <w:ind w:firstLine="709"/>
-        <w:jc w:val="both"/>
-        <w:rPr>
-          <w:rFonts w:ascii="Times New Roman" w:hAnsi="Times New Roman" w:cs="Times New Roman"/>
-          <w:sz w:val="28"/>
-          <w:szCs w:val="28"/>
-          <w:lang w:val="en-US"/>
-        </w:rPr>
-      </w:pPr>
+          <w:lang w:val="en-US"/>
+        </w:rPr>
+        <w:t xml:space="preserve"> </w:t>
+      </w:r>
       <w:r>
         <w:rPr>
           <w:rFonts w:ascii="Times New Roman" w:hAnsi="Times New Roman" w:cs="Times New Roman"/>
@@ -5501,9 +5374,8 @@
           <w:bCs/>
           <w:sz w:val="28"/>
           <w:szCs w:val="28"/>
-          <w:lang w:val="en-US"/>
-        </w:rPr>
-        <w:t xml:space="preserve">4. </w:t>
+        </w:rPr>
+        <w:t>запустить</w:t>
       </w:r>
       <w:r>
         <w:rPr>
@@ -5512,8 +5384,9 @@
           <w:bCs/>
           <w:sz w:val="28"/>
           <w:szCs w:val="28"/>
-        </w:rPr>
-        <w:t>Как</w:t>
+          <w:lang w:val="en-US"/>
+        </w:rPr>
+        <w:t xml:space="preserve"> LiveServer </w:t>
       </w:r>
       <w:r>
         <w:rPr>
@@ -5522,9 +5395,8 @@
           <w:bCs/>
           <w:sz w:val="28"/>
           <w:szCs w:val="28"/>
-          <w:lang w:val="en-US"/>
-        </w:rPr>
-        <w:t xml:space="preserve"> </w:t>
+        </w:rPr>
+        <w:t>в</w:t>
       </w:r>
       <w:r>
         <w:rPr>
@@ -5533,9 +5405,42 @@
           <w:bCs/>
           <w:sz w:val="28"/>
           <w:szCs w:val="28"/>
-        </w:rPr>
-        <w:t>запустить</w:t>
-      </w:r>
+          <w:lang w:val="en-US"/>
+        </w:rPr>
+        <w:t xml:space="preserve"> Visual Studio Code?</w:t>
+      </w:r>
+    </w:p>
+    <w:p>
+      <w:pPr>
+        <w:spacing w:after="0" w:line="360" w:lineRule="auto"/>
+        <w:ind w:firstLine="709"/>
+        <w:jc w:val="both"/>
+        <w:rPr>
+          <w:rFonts w:ascii="Times New Roman" w:hAnsi="Times New Roman" w:cs="Times New Roman"/>
+          <w:sz w:val="28"/>
+          <w:szCs w:val="28"/>
+        </w:rPr>
+      </w:pPr>
+      <w:r>
+        <w:rPr>
+          <w:rFonts w:ascii="Times New Roman" w:hAnsi="Times New Roman" w:cs="Times New Roman"/>
+          <w:sz w:val="28"/>
+          <w:szCs w:val="28"/>
+        </w:rPr>
+        <w:t xml:space="preserve">Нужно нажать правой кнопкой мыши на файл index.html и выбрать Open with Live Server либо нажать кнопку Go Live в правом нижнем углу VS Code. Сервер запустится (обычно на порту 5500), и страница откроется в браузере по умолчанию.</w:t>
+      </w:r>
+    </w:p>
+    <w:p>
+      <w:pPr>
+        <w:spacing w:after="0" w:line="360" w:lineRule="auto"/>
+        <w:ind w:firstLine="709"/>
+        <w:jc w:val="both"/>
+        <w:rPr>
+          <w:rFonts w:ascii="Times New Roman" w:hAnsi="Times New Roman" w:cs="Times New Roman"/>
+          <w:sz w:val="28"/>
+          <w:szCs w:val="28"/>
+        </w:rPr>
+      </w:pPr>
       <w:r>
         <w:rPr>
           <w:rFonts w:ascii="Times New Roman" w:hAnsi="Times New Roman" w:cs="Times New Roman"/>
@@ -5543,10 +5448,41 @@
           <w:bCs/>
           <w:sz w:val="28"/>
           <w:szCs w:val="28"/>
-          <w:lang w:val="en-US"/>
-        </w:rPr>
-        <w:t xml:space="preserve"> LiveServer </w:t>
-      </w:r>
+        </w:rPr>
+        <w:t>5. Что такое Postman и как он используется для тестирования API?</w:t>
+      </w:r>
+    </w:p>
+    <w:p>
+      <w:pPr>
+        <w:spacing w:after="0" w:line="360" w:lineRule="auto"/>
+        <w:ind w:firstLine="709"/>
+        <w:jc w:val="both"/>
+        <w:rPr>
+          <w:rFonts w:ascii="Times New Roman" w:hAnsi="Times New Roman" w:cs="Times New Roman"/>
+          <w:sz w:val="28"/>
+          <w:szCs w:val="28"/>
+        </w:rPr>
+      </w:pPr>
+      <w:r>
+        <w:rPr>
+          <w:rFonts w:ascii="Times New Roman" w:hAnsi="Times New Roman" w:cs="Times New Roman"/>
+          <w:sz w:val="28"/>
+          <w:szCs w:val="28"/>
+        </w:rPr>
+        <w:t xml:space="preserve">Postman — клиент для работы с API: в нём создают и отправляют HTTP-запросы, смотрят ответы (статус, заголовки, тело), сохраняют запросы и документируют API. Для тестирования отправляем запрос на нужный адрес и проверяем, что вернулись ожидаемые код состояния и данные.</w:t>
+      </w:r>
+    </w:p>
+    <w:p>
+      <w:pPr>
+        <w:spacing w:after="0" w:line="360" w:lineRule="auto"/>
+        <w:ind w:firstLine="709"/>
+        <w:jc w:val="both"/>
+        <w:rPr>
+          <w:rFonts w:ascii="Times New Roman" w:hAnsi="Times New Roman" w:cs="Times New Roman"/>
+          <w:sz w:val="28"/>
+          <w:szCs w:val="28"/>
+        </w:rPr>
+      </w:pPr>
       <w:r>
         <w:rPr>
           <w:rFonts w:ascii="Times New Roman" w:hAnsi="Times New Roman" w:cs="Times New Roman"/>
@@ -5555,8 +5491,42 @@
           <w:sz w:val="28"/>
           <w:szCs w:val="28"/>
         </w:rPr>
-        <w:t>в</w:t>
-      </w:r>
+        <w:t>6. Как создать новый запрос в Postman и какие типы запросов можно использовать?</w:t>
+      </w:r>
+    </w:p>
+    <w:p>
+      <w:pPr>
+        <w:spacing w:after="0" w:line="360" w:lineRule="auto"/>
+        <w:ind w:firstLine="709"/>
+        <w:jc w:val="both"/>
+        <w:rPr>
+          <w:rFonts w:ascii="Times New Roman" w:hAnsi="Times New Roman" w:cs="Times New Roman"/>
+          <w:sz w:val="28"/>
+          <w:szCs w:val="28"/>
+          <w:lang w:val="en-US"/>
+        </w:rPr>
+      </w:pPr>
+      <w:r>
+        <w:rPr>
+          <w:rFonts w:ascii="Times New Roman" w:hAnsi="Times New Roman" w:cs="Times New Roman"/>
+          <w:sz w:val="28"/>
+          <w:szCs w:val="28"/>
+          <w:lang w:val="en-US"/>
+        </w:rPr>
+        <w:t xml:space="preserve">Нужно открыть новую вкладку запроса, выбрать метод в выпадающем списке, ввести URL и нажать Send. Доступны методы GET, POST, PUT, PATCH, DELETE, HEAD, OPTIONS и другие.</w:t>
+      </w:r>
+    </w:p>
+    <w:p>
+      <w:pPr>
+        <w:spacing w:after="0" w:line="360" w:lineRule="auto"/>
+        <w:ind w:firstLine="709"/>
+        <w:jc w:val="both"/>
+        <w:rPr>
+          <w:rFonts w:ascii="Times New Roman" w:hAnsi="Times New Roman" w:cs="Times New Roman"/>
+          <w:sz w:val="28"/>
+          <w:szCs w:val="28"/>
+        </w:rPr>
+      </w:pPr>
       <w:r>
         <w:rPr>
           <w:rFonts w:ascii="Times New Roman" w:hAnsi="Times New Roman" w:cs="Times New Roman"/>
@@ -5564,9 +5534,8 @@
           <w:bCs/>
           <w:sz w:val="28"/>
           <w:szCs w:val="28"/>
-          <w:lang w:val="en-US"/>
-        </w:rPr>
-        <w:t xml:space="preserve"> Visual Studio Code?</w:t>
+        </w:rPr>
+        <w:t>7. Что такое коллекции в Postman и как они помогают в организации запросов?</w:t>
       </w:r>
     </w:p>
     <w:p>
@@ -5586,153 +5555,20 @@
           <w:sz w:val="28"/>
           <w:szCs w:val="28"/>
         </w:rPr>
-        <w:t>Нужно</w:t>
-      </w:r>
-      <w:r>
-        <w:rPr>
-          <w:rFonts w:ascii="Times New Roman" w:hAnsi="Times New Roman" w:cs="Times New Roman"/>
-          <w:sz w:val="28"/>
-          <w:szCs w:val="28"/>
-          <w:lang w:val="en-US"/>
-        </w:rPr>
-        <w:t xml:space="preserve"> </w:t>
-      </w:r>
-      <w:r>
-        <w:rPr>
-          <w:rFonts w:ascii="Times New Roman" w:hAnsi="Times New Roman" w:cs="Times New Roman"/>
-          <w:sz w:val="28"/>
-          <w:szCs w:val="28"/>
-        </w:rPr>
-        <w:t>щёлкнуть</w:t>
-      </w:r>
-      <w:r>
-        <w:rPr>
-          <w:rFonts w:ascii="Times New Roman" w:hAnsi="Times New Roman" w:cs="Times New Roman"/>
-          <w:sz w:val="28"/>
-          <w:szCs w:val="28"/>
-          <w:lang w:val="en-US"/>
-        </w:rPr>
-        <w:t xml:space="preserve"> </w:t>
-      </w:r>
-      <w:r>
-        <w:rPr>
-          <w:rFonts w:ascii="Times New Roman" w:hAnsi="Times New Roman" w:cs="Times New Roman"/>
-          <w:sz w:val="28"/>
-          <w:szCs w:val="28"/>
-        </w:rPr>
-        <w:t>правой</w:t>
-      </w:r>
-      <w:r>
-        <w:rPr>
-          <w:rFonts w:ascii="Times New Roman" w:hAnsi="Times New Roman" w:cs="Times New Roman"/>
-          <w:sz w:val="28"/>
-          <w:szCs w:val="28"/>
-          <w:lang w:val="en-US"/>
-        </w:rPr>
-        <w:t xml:space="preserve"> </w:t>
-      </w:r>
-      <w:r>
-        <w:rPr>
-          <w:rFonts w:ascii="Times New Roman" w:hAnsi="Times New Roman" w:cs="Times New Roman"/>
-          <w:sz w:val="28"/>
-          <w:szCs w:val="28"/>
-        </w:rPr>
-        <w:t>кнопкой</w:t>
-      </w:r>
-      <w:r>
-        <w:rPr>
-          <w:rFonts w:ascii="Times New Roman" w:hAnsi="Times New Roman" w:cs="Times New Roman"/>
-          <w:sz w:val="28"/>
-          <w:szCs w:val="28"/>
-          <w:lang w:val="en-US"/>
-        </w:rPr>
-        <w:t xml:space="preserve"> </w:t>
-      </w:r>
-      <w:r>
-        <w:rPr>
-          <w:rFonts w:ascii="Times New Roman" w:hAnsi="Times New Roman" w:cs="Times New Roman"/>
-          <w:sz w:val="28"/>
-          <w:szCs w:val="28"/>
-        </w:rPr>
-        <w:t>мыши</w:t>
-      </w:r>
-      <w:r>
-        <w:rPr>
-          <w:rFonts w:ascii="Times New Roman" w:hAnsi="Times New Roman" w:cs="Times New Roman"/>
-          <w:sz w:val="28"/>
-          <w:szCs w:val="28"/>
-          <w:lang w:val="en-US"/>
-        </w:rPr>
-        <w:t xml:space="preserve"> </w:t>
-      </w:r>
-      <w:r>
-        <w:rPr>
-          <w:rFonts w:ascii="Times New Roman" w:hAnsi="Times New Roman" w:cs="Times New Roman"/>
-          <w:sz w:val="28"/>
-          <w:szCs w:val="28"/>
-        </w:rPr>
-        <w:t>по</w:t>
-      </w:r>
-      <w:r>
-        <w:rPr>
-          <w:rFonts w:ascii="Times New Roman" w:hAnsi="Times New Roman" w:cs="Times New Roman"/>
-          <w:sz w:val="28"/>
-          <w:szCs w:val="28"/>
-          <w:lang w:val="en-US"/>
-        </w:rPr>
-        <w:t xml:space="preserve"> </w:t>
-      </w:r>
-      <w:r>
-        <w:rPr>
-          <w:rFonts w:ascii="Times New Roman" w:hAnsi="Times New Roman" w:cs="Times New Roman"/>
-          <w:sz w:val="28"/>
-          <w:szCs w:val="28"/>
-        </w:rPr>
-        <w:t>файлу</w:t>
-      </w:r>
-      <w:r>
-        <w:rPr>
-          <w:rFonts w:ascii="Times New Roman" w:hAnsi="Times New Roman" w:cs="Times New Roman"/>
-          <w:sz w:val="28"/>
-          <w:szCs w:val="28"/>
-          <w:lang w:val="en-US"/>
-        </w:rPr>
-        <w:t xml:space="preserve"> index.html </w:t>
-      </w:r>
-      <w:r>
-        <w:rPr>
-          <w:rFonts w:ascii="Times New Roman" w:hAnsi="Times New Roman" w:cs="Times New Roman"/>
-          <w:sz w:val="28"/>
-          <w:szCs w:val="28"/>
-        </w:rPr>
-        <w:t>и</w:t>
-      </w:r>
-      <w:r>
-        <w:rPr>
-          <w:rFonts w:ascii="Times New Roman" w:hAnsi="Times New Roman" w:cs="Times New Roman"/>
-          <w:sz w:val="28"/>
-          <w:szCs w:val="28"/>
-          <w:lang w:val="en-US"/>
-        </w:rPr>
-        <w:t xml:space="preserve"> </w:t>
-      </w:r>
-      <w:r>
-        <w:rPr>
-          <w:rFonts w:ascii="Times New Roman" w:hAnsi="Times New Roman" w:cs="Times New Roman"/>
-          <w:sz w:val="28"/>
-          <w:szCs w:val="28"/>
-        </w:rPr>
-        <w:t>выбрать</w:t>
-      </w:r>
-      <w:r>
-        <w:rPr>
-          <w:rFonts w:ascii="Times New Roman" w:hAnsi="Times New Roman" w:cs="Times New Roman"/>
-          <w:sz w:val="28"/>
-          <w:szCs w:val="28"/>
-          <w:lang w:val="en-US"/>
-        </w:rPr>
-        <w:t xml:space="preserve"> </w:t>
-      </w:r>
+        <w:t xml:space="preserve">Коллекция — это набор сохранённых запросов, объединённых по проекту или теме. Коллекции помогают держать запросы в порядке, запускать их вместе, делиться ими с командой и документировать API.</w:t>
+      </w:r>
+    </w:p>
+    <w:p>
+      <w:pPr>
+        <w:spacing w:after="0" w:line="360" w:lineRule="auto"/>
+        <w:ind w:firstLine="709"/>
+        <w:jc w:val="both"/>
+        <w:rPr>
+          <w:rFonts w:ascii="Times New Roman" w:hAnsi="Times New Roman" w:cs="Times New Roman"/>
+          <w:sz w:val="28"/>
+          <w:szCs w:val="28"/>
+        </w:rPr>
+      </w:pPr>
       <w:r>
         <w:rPr>
           <w:rFonts w:ascii="Times New Roman" w:hAnsi="Times New Roman" w:cs="Times New Roman"/>
@@ -5740,70 +5576,41 @@
           <w:bCs/>
           <w:sz w:val="28"/>
           <w:szCs w:val="28"/>
-          <w:lang w:val="en-US"/>
-        </w:rPr>
-        <w:t>Open with Live Server</w:t>
-      </w:r>
-      <w:r>
-        <w:rPr>
-          <w:rFonts w:ascii="Times New Roman" w:hAnsi="Times New Roman" w:cs="Times New Roman"/>
-          <w:sz w:val="28"/>
-          <w:szCs w:val="28"/>
-          <w:lang w:val="en-US"/>
-        </w:rPr>
-        <w:t xml:space="preserve">, </w:t>
-      </w:r>
-      <w:r>
-        <w:rPr>
-          <w:rFonts w:ascii="Times New Roman" w:hAnsi="Times New Roman" w:cs="Times New Roman"/>
-          <w:sz w:val="28"/>
-          <w:szCs w:val="28"/>
-        </w:rPr>
-        <w:t>либо</w:t>
-      </w:r>
-      <w:r>
-        <w:rPr>
-          <w:rFonts w:ascii="Times New Roman" w:hAnsi="Times New Roman" w:cs="Times New Roman"/>
-          <w:sz w:val="28"/>
-          <w:szCs w:val="28"/>
-          <w:lang w:val="en-US"/>
-        </w:rPr>
-        <w:t xml:space="preserve"> </w:t>
-      </w:r>
-      <w:r>
-        <w:rPr>
-          <w:rFonts w:ascii="Times New Roman" w:hAnsi="Times New Roman" w:cs="Times New Roman"/>
-          <w:sz w:val="28"/>
-          <w:szCs w:val="28"/>
-        </w:rPr>
-        <w:t>нажать</w:t>
-      </w:r>
-      <w:r>
-        <w:rPr>
-          <w:rFonts w:ascii="Times New Roman" w:hAnsi="Times New Roman" w:cs="Times New Roman"/>
-          <w:sz w:val="28"/>
-          <w:szCs w:val="28"/>
-          <w:lang w:val="en-US"/>
-        </w:rPr>
-        <w:t xml:space="preserve"> </w:t>
-      </w:r>
-      <w:r>
-        <w:rPr>
-          <w:rFonts w:ascii="Times New Roman" w:hAnsi="Times New Roman" w:cs="Times New Roman"/>
-          <w:sz w:val="28"/>
-          <w:szCs w:val="28"/>
-        </w:rPr>
-        <w:t>кнопку</w:t>
-      </w:r>
-      <w:r>
-        <w:rPr>
-          <w:rFonts w:ascii="Times New Roman" w:hAnsi="Times New Roman" w:cs="Times New Roman"/>
-          <w:sz w:val="28"/>
-          <w:szCs w:val="28"/>
-          <w:lang w:val="en-US"/>
-        </w:rPr>
-        <w:t xml:space="preserve"> </w:t>
-      </w:r>
+        </w:rPr>
+        <w:t>8. Как можно использовать переменные в Postman для упрощения работы с запросами?</w:t>
+      </w:r>
+    </w:p>
+    <w:p>
+      <w:pPr>
+        <w:spacing w:after="0" w:line="360" w:lineRule="auto"/>
+        <w:ind w:firstLine="709"/>
+        <w:jc w:val="both"/>
+        <w:rPr>
+          <w:rFonts w:ascii="Times New Roman" w:hAnsi="Times New Roman" w:cs="Times New Roman"/>
+          <w:sz w:val="28"/>
+          <w:szCs w:val="28"/>
+        </w:rPr>
+      </w:pPr>
+      <w:r>
+        <w:rPr>
+          <w:rFonts w:ascii="Times New Roman" w:hAnsi="Times New Roman" w:cs="Times New Roman"/>
+          <w:sz w:val="28"/>
+          <w:szCs w:val="28"/>
+        </w:rPr>
+        <w:t xml:space="preserve">Переменные хранят значения, которые повторяются в запросах: адрес сервера, токен авторизации, идентификаторы. В запросе переменная записывается в двойных фигурных скобках, например {{base_url}}. Если значение изменилось, его достаточно поменять в одном месте.</w:t>
+      </w:r>
+    </w:p>
+    <w:p>
+      <w:pPr>
+        <w:spacing w:after="0" w:line="360" w:lineRule="auto"/>
+        <w:ind w:firstLine="709"/>
+        <w:jc w:val="both"/>
+        <w:rPr>
+          <w:rFonts w:ascii="Times New Roman" w:hAnsi="Times New Roman" w:cs="Times New Roman"/>
+          <w:sz w:val="28"/>
+          <w:szCs w:val="28"/>
+        </w:rPr>
+      </w:pPr>
       <w:r>
         <w:rPr>
           <w:rFonts w:ascii="Times New Roman" w:hAnsi="Times New Roman" w:cs="Times New Roman"/>
@@ -5811,111 +5618,28 @@
           <w:bCs/>
           <w:sz w:val="28"/>
           <w:szCs w:val="28"/>
-          <w:lang w:val="en-US"/>
-        </w:rPr>
-        <w:t>Go Live</w:t>
-      </w:r>
-      <w:r>
-        <w:rPr>
-          <w:rFonts w:ascii="Times New Roman" w:hAnsi="Times New Roman" w:cs="Times New Roman"/>
-          <w:sz w:val="28"/>
-          <w:szCs w:val="28"/>
-          <w:lang w:val="en-US"/>
-        </w:rPr>
-        <w:t xml:space="preserve"> </w:t>
-      </w:r>
-      <w:r>
-        <w:rPr>
-          <w:rFonts w:ascii="Times New Roman" w:hAnsi="Times New Roman" w:cs="Times New Roman"/>
-          <w:sz w:val="28"/>
-          <w:szCs w:val="28"/>
-        </w:rPr>
-        <w:t>в</w:t>
-      </w:r>
-      <w:r>
-        <w:rPr>
-          <w:rFonts w:ascii="Times New Roman" w:hAnsi="Times New Roman" w:cs="Times New Roman"/>
-          <w:sz w:val="28"/>
-          <w:szCs w:val="28"/>
-          <w:lang w:val="en-US"/>
-        </w:rPr>
-        <w:t xml:space="preserve"> </w:t>
-      </w:r>
-      <w:r>
-        <w:rPr>
-          <w:rFonts w:ascii="Times New Roman" w:hAnsi="Times New Roman" w:cs="Times New Roman"/>
-          <w:sz w:val="28"/>
-          <w:szCs w:val="28"/>
-        </w:rPr>
-        <w:t>правом</w:t>
-      </w:r>
-      <w:r>
-        <w:rPr>
-          <w:rFonts w:ascii="Times New Roman" w:hAnsi="Times New Roman" w:cs="Times New Roman"/>
-          <w:sz w:val="28"/>
-          <w:szCs w:val="28"/>
-          <w:lang w:val="en-US"/>
-        </w:rPr>
-        <w:t xml:space="preserve"> </w:t>
-      </w:r>
-      <w:r>
-        <w:rPr>
-          <w:rFonts w:ascii="Times New Roman" w:hAnsi="Times New Roman" w:cs="Times New Roman"/>
-          <w:sz w:val="28"/>
-          <w:szCs w:val="28"/>
-        </w:rPr>
-        <w:t>нижнем</w:t>
-      </w:r>
-      <w:r>
-        <w:rPr>
-          <w:rFonts w:ascii="Times New Roman" w:hAnsi="Times New Roman" w:cs="Times New Roman"/>
-          <w:sz w:val="28"/>
-          <w:szCs w:val="28"/>
-          <w:lang w:val="en-US"/>
-        </w:rPr>
-        <w:t xml:space="preserve"> </w:t>
-      </w:r>
-      <w:r>
-        <w:rPr>
-          <w:rFonts w:ascii="Times New Roman" w:hAnsi="Times New Roman" w:cs="Times New Roman"/>
-          <w:sz w:val="28"/>
-          <w:szCs w:val="28"/>
-        </w:rPr>
-        <w:t>углу</w:t>
-      </w:r>
-      <w:r>
-        <w:rPr>
-          <w:rFonts w:ascii="Times New Roman" w:hAnsi="Times New Roman" w:cs="Times New Roman"/>
-          <w:sz w:val="28"/>
-          <w:szCs w:val="28"/>
-          <w:lang w:val="en-US"/>
-        </w:rPr>
-        <w:t xml:space="preserve"> </w:t>
-      </w:r>
-      <w:r>
-        <w:rPr>
-          <w:rFonts w:ascii="Times New Roman" w:hAnsi="Times New Roman" w:cs="Times New Roman"/>
-          <w:sz w:val="28"/>
-          <w:szCs w:val="28"/>
-        </w:rPr>
-        <w:t>окна</w:t>
-      </w:r>
-      <w:r>
-        <w:rPr>
-          <w:rFonts w:ascii="Times New Roman" w:hAnsi="Times New Roman" w:cs="Times New Roman"/>
-          <w:sz w:val="28"/>
-          <w:szCs w:val="28"/>
-          <w:lang w:val="en-US"/>
-        </w:rPr>
-        <w:t xml:space="preserve"> VS Code. </w:t>
-      </w:r>
-      <w:r>
-        <w:rPr>
-          <w:rFonts w:ascii="Times New Roman" w:hAnsi="Times New Roman" w:cs="Times New Roman"/>
-          <w:sz w:val="28"/>
-          <w:szCs w:val="28"/>
-        </w:rPr>
-        <w:t>Live Server запустит локальный веб-сервер (обычно на порту 5500) и откроет страницу в браузере по умолчанию.</w:t>
+        </w:rPr>
+        <w:t>9. Как настроить заголовки в запросах Postman и зачем это нужно?</w:t>
+      </w:r>
+    </w:p>
+    <w:p>
+      <w:pPr>
+        <w:spacing w:after="0" w:line="360" w:lineRule="auto"/>
+        <w:ind w:firstLine="709"/>
+        <w:jc w:val="both"/>
+        <w:rPr>
+          <w:rFonts w:ascii="Times New Roman" w:hAnsi="Times New Roman" w:cs="Times New Roman"/>
+          <w:sz w:val="28"/>
+          <w:szCs w:val="28"/>
+        </w:rPr>
+      </w:pPr>
+      <w:r>
+        <w:rPr>
+          <w:rFonts w:ascii="Times New Roman" w:hAnsi="Times New Roman" w:cs="Times New Roman"/>
+          <w:sz w:val="28"/>
+          <w:szCs w:val="28"/>
+        </w:rPr>
+        <w:t xml:space="preserve">Заголовки задаются на вкладке Headers запроса в виде пар «ключ — значение». Через них передают тип данных (Content-Type), авторизацию (Authorization), язык (Accept-Language) и другие сведения, которые нужны серверу для обработки запроса.</w:t>
       </w:r>
     </w:p>
     <w:p>
@@ -5937,7 +5661,7 @@
           <w:sz w:val="28"/>
           <w:szCs w:val="28"/>
         </w:rPr>
-        <w:t>5. Что такое Postman и как он используется для тестирования API?</w:t>
+        <w:t>10. Что такое GitHub Pages и как он используется для хостинга веб-сайтов?</w:t>
       </w:r>
     </w:p>
     <w:p>
@@ -5957,16 +5681,7 @@
           <w:sz w:val="28"/>
           <w:szCs w:val="28"/>
         </w:rPr>
-        <w:t xml:space="preserve">Postman — популярный клиент API, который упрощает разработчикам использование, создание, совместное использование, тестирование и </w:t>
-      </w:r>
-      <w:r>
-        <w:rPr>
-          <w:rFonts w:ascii="Times New Roman" w:hAnsi="Times New Roman" w:cs="Times New Roman"/>
-          <w:sz w:val="28"/>
-          <w:szCs w:val="28"/>
-        </w:rPr>
-        <w:lastRenderedPageBreak/>
-        <w:t>документирование API. Он используется для отправки HTTP-запросов и получения ответов от веб-сервера и API.</w:t>
+        <w:t xml:space="preserve">GitHub Pages — бесплатный хостинг статических сайтов: он берёт HTML-, CSS- и JavaScript-файлы из репозитория на GitHub и публикует их как сайт по адресу вида username.github.io/репозиторий. Подходит для учебных проектов, портфолио и документации.</w:t>
       </w:r>
     </w:p>
     <w:p>
@@ -5988,7 +5703,8 @@
           <w:sz w:val="28"/>
           <w:szCs w:val="28"/>
         </w:rPr>
-        <w:t>6. Как создать новый запрос в Postman и какие типы запросов можно использовать?</w:t>
+        <w:lastRenderedPageBreak/>
+        <w:t>11. Как опубликовать сайт на GitHub Pages?</w:t>
       </w:r>
     </w:p>
     <w:p>
@@ -6000,60 +5716,28 @@
           <w:rFonts w:ascii="Times New Roman" w:hAnsi="Times New Roman" w:cs="Times New Roman"/>
           <w:sz w:val="28"/>
           <w:szCs w:val="28"/>
-          <w:lang w:val="en-US"/>
-        </w:rPr>
-      </w:pPr>
-      <w:r>
-        <w:rPr>
-          <w:rFonts w:ascii="Times New Roman" w:hAnsi="Times New Roman" w:cs="Times New Roman"/>
-          <w:sz w:val="28"/>
-          <w:szCs w:val="28"/>
-        </w:rPr>
-        <w:t>В Postman необходимо открыть новую вкладку запроса, ввести URL и выбрать метод запроса из выпадающего списка. Поддерживаются</w:t>
-      </w:r>
-      <w:r>
-        <w:rPr>
-          <w:rFonts w:ascii="Times New Roman" w:hAnsi="Times New Roman" w:cs="Times New Roman"/>
-          <w:sz w:val="28"/>
-          <w:szCs w:val="28"/>
-          <w:lang w:val="en-US"/>
-        </w:rPr>
-        <w:t xml:space="preserve"> </w:t>
-      </w:r>
-      <w:r>
-        <w:rPr>
-          <w:rFonts w:ascii="Times New Roman" w:hAnsi="Times New Roman" w:cs="Times New Roman"/>
-          <w:sz w:val="28"/>
-          <w:szCs w:val="28"/>
-        </w:rPr>
-        <w:t>основные</w:t>
-      </w:r>
-      <w:r>
-        <w:rPr>
-          <w:rFonts w:ascii="Times New Roman" w:hAnsi="Times New Roman" w:cs="Times New Roman"/>
-          <w:sz w:val="28"/>
-          <w:szCs w:val="28"/>
-          <w:lang w:val="en-US"/>
-        </w:rPr>
-        <w:t xml:space="preserve"> </w:t>
-      </w:r>
-      <w:r>
-        <w:rPr>
-          <w:rFonts w:ascii="Times New Roman" w:hAnsi="Times New Roman" w:cs="Times New Roman"/>
-          <w:sz w:val="28"/>
-          <w:szCs w:val="28"/>
-        </w:rPr>
-        <w:t>методы</w:t>
-      </w:r>
-      <w:r>
-        <w:rPr>
-          <w:rFonts w:ascii="Times New Roman" w:hAnsi="Times New Roman" w:cs="Times New Roman"/>
-          <w:sz w:val="28"/>
-          <w:szCs w:val="28"/>
-          <w:lang w:val="en-US"/>
-        </w:rPr>
-        <w:t xml:space="preserve"> HTTP: </w:t>
-      </w:r>
+        </w:rPr>
+      </w:pPr>
+      <w:r>
+        <w:rPr>
+          <w:rFonts w:ascii="Times New Roman" w:hAnsi="Times New Roman" w:cs="Times New Roman"/>
+          <w:sz w:val="28"/>
+          <w:szCs w:val="28"/>
+        </w:rPr>
+        <w:t xml:space="preserve">Нужно создать репозиторий и загрузить в него index.html, затем в Settings → Pages выбрать ветку main и папку / (root) и нажать Save. Через одну-две минуты сайт станет доступен по адресу https://username.github.io/имя-репозитория/. Так мы и сделали в задании 2.</w:t>
+      </w:r>
+    </w:p>
+    <w:p>
+      <w:pPr>
+        <w:spacing w:after="0" w:line="360" w:lineRule="auto"/>
+        <w:ind w:firstLine="709"/>
+        <w:jc w:val="both"/>
+        <w:rPr>
+          <w:rFonts w:ascii="Times New Roman" w:hAnsi="Times New Roman" w:cs="Times New Roman"/>
+          <w:sz w:val="28"/>
+          <w:szCs w:val="28"/>
+        </w:rPr>
+      </w:pPr>
       <w:r>
         <w:rPr>
           <w:rFonts w:ascii="Times New Roman" w:hAnsi="Times New Roman" w:cs="Times New Roman"/>
@@ -6061,18 +5745,28 @@
           <w:bCs/>
           <w:sz w:val="28"/>
           <w:szCs w:val="28"/>
-          <w:lang w:val="en-US"/>
-        </w:rPr>
-        <w:t>GET, POST, PUT, DELETE, HEAD, OPTIONS, CONNECT, TRACE</w:t>
-      </w:r>
-      <w:r>
-        <w:rPr>
-          <w:rFonts w:ascii="Times New Roman" w:hAnsi="Times New Roman" w:cs="Times New Roman"/>
-          <w:sz w:val="28"/>
-          <w:szCs w:val="28"/>
-          <w:lang w:val="en-US"/>
-        </w:rPr>
-        <w:t>.</w:t>
+        </w:rPr>
+        <w:t>12. Что такое index.html и почему он важен для веб-приложений?</w:t>
+      </w:r>
+    </w:p>
+    <w:p>
+      <w:pPr>
+        <w:spacing w:after="0" w:line="360" w:lineRule="auto"/>
+        <w:ind w:firstLine="709"/>
+        <w:jc w:val="both"/>
+        <w:rPr>
+          <w:rFonts w:ascii="Times New Roman" w:hAnsi="Times New Roman" w:cs="Times New Roman"/>
+          <w:sz w:val="28"/>
+          <w:szCs w:val="28"/>
+        </w:rPr>
+      </w:pPr>
+      <w:r>
+        <w:rPr>
+          <w:rFonts w:ascii="Times New Roman" w:hAnsi="Times New Roman" w:cs="Times New Roman"/>
+          <w:sz w:val="28"/>
+          <w:szCs w:val="28"/>
+        </w:rPr>
+        <w:t xml:space="preserve">index.html — главный файл сайта: сервер по умолчанию отдаёт его, когда обращаются к папке или корню сайта без указания файла. В нём находится разметка страницы: заголовки, абзацы, изображения, ссылки и подключение стилей и скриптов.</w:t>
       </w:r>
     </w:p>
     <w:p>
@@ -6094,7 +5788,7 @@
           <w:sz w:val="28"/>
           <w:szCs w:val="28"/>
         </w:rPr>
-        <w:t>7. Что такое коллекции в Postman и как они помогают в организации запросов?</w:t>
+        <w:t>13. Как использовать систему контроля версий Git в Visual Studio Code?</w:t>
       </w:r>
     </w:p>
     <w:p>
@@ -6114,7 +5808,7 @@
           <w:sz w:val="28"/>
           <w:szCs w:val="28"/>
         </w:rPr>
-        <w:t>Коллекции в Postman позволяют организовать запросы по группам (например, по проектам или задачам). Это упрощает повторное использование запросов, их совместное использование и документирование.</w:t>
+        <w:t xml:space="preserve">В VS Code есть панель Source Control (Ctrl+Shift+G). В ней можно создать репозиторий, добавить изменённые файлы в индекс, сделать коммит с сообщением и отправить изменения на GitHub (Sync Changes). Те же действия доступны в терминале командами git add, git commit и git push.</w:t>
       </w:r>
     </w:p>
     <w:p>
@@ -6136,7 +5830,7 @@
           <w:sz w:val="28"/>
           <w:szCs w:val="28"/>
         </w:rPr>
-        <w:t>8. Как можно использовать переменные в Postman для упрощения работы с запросами?</w:t>
+        <w:t>14. Что такое коммиты и как они влияют на историю проекта в Git?</w:t>
       </w:r>
     </w:p>
     <w:p>
@@ -6156,7 +5850,7 @@
           <w:sz w:val="28"/>
           <w:szCs w:val="28"/>
         </w:rPr>
-        <w:t>Переменные позволяют хранить значения (например, URL сервера, токены авторизации) и подставлять их в запросы. Это упрощает изменение параметров сразу во всех запросах коллекции.</w:t>
+        <w:t xml:space="preserve">Коммит — это сохранённый снимок изменений проекта с сообщением и автором. Из коммитов складывается история проекта: по ней видно, что и когда менялось, и можно вернуться к любой предыдущей версии.</w:t>
       </w:r>
     </w:p>
     <w:p>
@@ -6178,7 +5872,7 @@
           <w:sz w:val="28"/>
           <w:szCs w:val="28"/>
         </w:rPr>
-        <w:t>9. Как настроить заголовки в запросах Postman и зачем это нужно?</w:t>
+        <w:t>15. Как разрешать конфликты при слиянии веток в Git?</w:t>
       </w:r>
     </w:p>
     <w:p>
@@ -6198,8 +5892,20 @@
           <w:sz w:val="28"/>
           <w:szCs w:val="28"/>
         </w:rPr>
-        <w:t xml:space="preserve">Заголовки настраиваются на вкладке </w:t>
-      </w:r>
+        <w:t xml:space="preserve">Конфликт возникает при слиянии, когда в разных ветках изменены одни и те же строки файла. Git отмечает такие места маркерами (&lt;&lt;&lt;&lt;&lt;&lt;&lt;, =======, &gt;&gt;&gt;&gt;&gt;&gt;&gt;). Нужно открыть файл, оставить нужный вариант, удалить маркеры, добавить файл в индекс и сделать коммит.</w:t>
+      </w:r>
+    </w:p>
+    <w:p>
+      <w:pPr>
+        <w:spacing w:after="0" w:line="360" w:lineRule="auto"/>
+        <w:ind w:firstLine="709"/>
+        <w:jc w:val="both"/>
+        <w:rPr>
+          <w:rFonts w:ascii="Times New Roman" w:hAnsi="Times New Roman" w:cs="Times New Roman"/>
+          <w:sz w:val="28"/>
+          <w:szCs w:val="28"/>
+        </w:rPr>
+      </w:pPr>
       <w:r>
         <w:rPr>
           <w:rFonts w:ascii="Times New Roman" w:hAnsi="Times New Roman" w:cs="Times New Roman"/>
@@ -6208,15 +5914,27 @@
           <w:sz w:val="28"/>
           <w:szCs w:val="28"/>
         </w:rPr>
-        <w:t>Headers</w:t>
-      </w:r>
-      <w:r>
-        <w:rPr>
-          <w:rFonts w:ascii="Times New Roman" w:hAnsi="Times New Roman" w:cs="Times New Roman"/>
-          <w:sz w:val="28"/>
-          <w:szCs w:val="28"/>
-        </w:rPr>
-        <w:t xml:space="preserve"> в запросе. Они используются для передачи дополнительной информации серверу: тип контента (Content-Type), авторизация (Authorization), язык (Accept-Language) и другие.</w:t>
+        <w:t>16. Как настроить автоматическое обновление страницы при изменении файлов с помощью LiveServer?</w:t>
+      </w:r>
+    </w:p>
+    <w:p>
+      <w:pPr>
+        <w:spacing w:after="0" w:line="360" w:lineRule="auto"/>
+        <w:ind w:firstLine="709"/>
+        <w:jc w:val="both"/>
+        <w:rPr>
+          <w:rFonts w:ascii="Times New Roman" w:hAnsi="Times New Roman" w:cs="Times New Roman"/>
+          <w:sz w:val="28"/>
+          <w:szCs w:val="28"/>
+        </w:rPr>
+      </w:pPr>
+      <w:r>
+        <w:rPr>
+          <w:rFonts w:ascii="Times New Roman" w:hAnsi="Times New Roman" w:cs="Times New Roman"/>
+          <w:sz w:val="28"/>
+          <w:szCs w:val="28"/>
+        </w:rPr>
+        <w:t xml:space="preserve">Live Server обновляет страницу автоматически при каждом сохранении файла (Ctrl+S), отдельно включать это не нужно. Параметры, например порт или браузер, меняются в настройках расширения и в settings.json.</w:t>
       </w:r>
     </w:p>
     <w:p>
@@ -6238,7 +5956,8 @@
           <w:sz w:val="28"/>
           <w:szCs w:val="28"/>
         </w:rPr>
-        <w:t>10. Что такое GitHub Pages и как он используется для хостинга веб-сайтов?</w:t>
+        <w:lastRenderedPageBreak/>
+        <w:t>17. Что такое REST API и как его тестировать с помощью Postman?</w:t>
       </w:r>
     </w:p>
     <w:p>
@@ -6258,7 +5977,7 @@
           <w:sz w:val="28"/>
           <w:szCs w:val="28"/>
         </w:rPr>
-        <w:t>GitHub Pages — это статический хостинг-сервис, который берёт файлы HTML, CSS и JavaScript напрямую из репозитория на GitHub, опционально запускает файлы через процесс сборки и публикует веб-сайт. Он используется для размещения веб-сайта напрямую из репозитория GitHub без дополнительных затрат.</w:t>
+        <w:t xml:space="preserve">REST API — интерфейс, построенный по принципам REST: у ресурсов есть свои URL, а действия выполняются методами HTTP (GET, POST, PUT, DELETE). В Postman такой API тестируют так: создают запрос, выбирают метод и адрес, при необходимости добавляют заголовки и тело, отправляют и проверяют код состояния и содержимое ответа. Именно так мы работали с httpbin.org.</w:t>
       </w:r>
     </w:p>
     <w:p>
@@ -6280,8 +5999,7 @@
           <w:sz w:val="28"/>
           <w:szCs w:val="28"/>
         </w:rPr>
-        <w:lastRenderedPageBreak/>
-        <w:t>11. Как опубликовать сайт на GitHub Pages?</w:t>
+        <w:t>18. Как использовать Markdown в README-файлах на GitHub?</w:t>
       </w:r>
     </w:p>
     <w:p>
@@ -6301,8 +6019,20 @@
           <w:sz w:val="28"/>
           <w:szCs w:val="28"/>
         </w:rPr>
-        <w:t>Необходимо создать репозиторий, загрузить в него файл index.html, затем в настройках репозитория (</w:t>
-      </w:r>
+        <w:t xml:space="preserve">Markdown — простой язык разметки текста. README.md на GitHub пишут на нём: # — заголовки, - — списки, [текст](ссылка) — ссылки, ![описание](путь) — изображения, обратные кавычки — код. GitHub автоматически показывает такой файл на странице репозитория.</w:t>
+      </w:r>
+    </w:p>
+    <w:p>
+      <w:pPr>
+        <w:spacing w:after="0" w:line="360" w:lineRule="auto"/>
+        <w:ind w:firstLine="709"/>
+        <w:jc w:val="both"/>
+        <w:rPr>
+          <w:rFonts w:ascii="Times New Roman" w:hAnsi="Times New Roman" w:cs="Times New Roman"/>
+          <w:sz w:val="28"/>
+          <w:szCs w:val="28"/>
+        </w:rPr>
+      </w:pPr>
       <w:r>
         <w:rPr>
           <w:rFonts w:ascii="Times New Roman" w:hAnsi="Times New Roman" w:cs="Times New Roman"/>
@@ -6311,16 +6041,40 @@
           <w:sz w:val="28"/>
           <w:szCs w:val="28"/>
         </w:rPr>
-        <w:t>Settings → Pages</w:t>
-      </w:r>
-      <w:r>
-        <w:rPr>
-          <w:rFonts w:ascii="Times New Roman" w:hAnsi="Times New Roman" w:cs="Times New Roman"/>
-          <w:sz w:val="28"/>
-          <w:szCs w:val="28"/>
-        </w:rPr>
-        <w:t xml:space="preserve">) выбрать ветку main и папку / (root), нажать </w:t>
-      </w:r>
+        <w:t>19. Как организовать структуру проекта для веб-разработки в Visual Studio Code?</w:t>
+      </w:r>
+    </w:p>
+    <w:p>
+      <w:pPr>
+        <w:spacing w:after="0" w:line="360" w:lineRule="auto"/>
+        <w:ind w:firstLine="709"/>
+        <w:jc w:val="both"/>
+        <w:rPr>
+          <w:rFonts w:ascii="Times New Roman" w:hAnsi="Times New Roman" w:cs="Times New Roman"/>
+          <w:sz w:val="28"/>
+          <w:szCs w:val="28"/>
+        </w:rPr>
+      </w:pPr>
+      <w:r>
+        <w:rPr>
+          <w:rFonts w:ascii="Times New Roman" w:hAnsi="Times New Roman" w:cs="Times New Roman"/>
+          <w:sz w:val="28"/>
+          <w:szCs w:val="28"/>
+        </w:rPr>
+        <w:t xml:space="preserve">Для каждой работы создают отдельную папку (lab1, lab2, lab3 и т. д.). Внутри лежат index.html и подпапки для стилей (css), скриптов (js) и изображений (img). Такая структура упрощает навигацию и сопровождение проекта.</w:t>
+      </w:r>
+    </w:p>
+    <w:p>
+      <w:pPr>
+        <w:spacing w:after="0" w:line="360" w:lineRule="auto"/>
+        <w:ind w:firstLine="709"/>
+        <w:jc w:val="both"/>
+        <w:rPr>
+          <w:rFonts w:ascii="Times New Roman" w:hAnsi="Times New Roman" w:cs="Times New Roman"/>
+          <w:sz w:val="28"/>
+          <w:szCs w:val="28"/>
+        </w:rPr>
+      </w:pPr>
       <w:r>
         <w:rPr>
           <w:rFonts w:ascii="Times New Roman" w:hAnsi="Times New Roman" w:cs="Times New Roman"/>
@@ -6329,15 +6083,7 @@
           <w:sz w:val="28"/>
           <w:szCs w:val="28"/>
         </w:rPr>
-        <w:t>Save</w:t>
-      </w:r>
-      <w:r>
-        <w:rPr>
-          <w:rFonts w:ascii="Times New Roman" w:hAnsi="Times New Roman" w:cs="Times New Roman"/>
-          <w:sz w:val="28"/>
-          <w:szCs w:val="28"/>
-        </w:rPr>
-        <w:t>. Через 1–2 минуты страница станет доступна по адресу https://username.github.io/имя-репозитория/.</w:t>
+        <w:t>20. Как использовать инструменты разработчика в браузере для отладки веб-приложений?</w:t>
       </w:r>
     </w:p>
     <w:p>
@@ -6354,387 +6100,10 @@
       <w:r>
         <w:rPr>
           <w:rFonts w:ascii="Times New Roman" w:hAnsi="Times New Roman" w:cs="Times New Roman"/>
-          <w:b/>
-          <w:bCs/>
-          <w:sz w:val="28"/>
-          <w:szCs w:val="28"/>
-        </w:rPr>
-        <w:t>12. Что такое index.html и почему он важен для веб-приложений?</w:t>
-      </w:r>
-    </w:p>
-    <w:p>
-      <w:pPr>
-        <w:spacing w:after="0" w:line="360" w:lineRule="auto"/>
-        <w:ind w:firstLine="709"/>
-        <w:jc w:val="both"/>
-        <w:rPr>
-          <w:rFonts w:ascii="Times New Roman" w:hAnsi="Times New Roman" w:cs="Times New Roman"/>
-          <w:sz w:val="28"/>
-          <w:szCs w:val="28"/>
-        </w:rPr>
-      </w:pPr>
-      <w:r>
-        <w:rPr>
-          <w:rFonts w:ascii="Times New Roman" w:hAnsi="Times New Roman" w:cs="Times New Roman"/>
-          <w:sz w:val="28"/>
-          <w:szCs w:val="28"/>
-        </w:rPr>
-        <w:t>index.html — это главный файл веб-страницы, который автоматически загружается веб-сервером при обращении к корню сайта. Он содержит разметку страницы, включая заголовки, параграфы, изображения и ссылки.</w:t>
-      </w:r>
-    </w:p>
-    <w:p>
-      <w:pPr>
-        <w:spacing w:after="0" w:line="360" w:lineRule="auto"/>
-        <w:ind w:firstLine="709"/>
-        <w:jc w:val="both"/>
-        <w:rPr>
-          <w:rFonts w:ascii="Times New Roman" w:hAnsi="Times New Roman" w:cs="Times New Roman"/>
-          <w:sz w:val="28"/>
-          <w:szCs w:val="28"/>
-        </w:rPr>
-      </w:pPr>
-      <w:r>
-        <w:rPr>
-          <w:rFonts w:ascii="Times New Roman" w:hAnsi="Times New Roman" w:cs="Times New Roman"/>
-          <w:b/>
-          <w:bCs/>
-          <w:sz w:val="28"/>
-          <w:szCs w:val="28"/>
-        </w:rPr>
-        <w:t>13. Как использовать систему контроля версий Git в Visual Studio Code?</w:t>
-      </w:r>
-    </w:p>
-    <w:p>
-      <w:pPr>
-        <w:spacing w:after="0" w:line="360" w:lineRule="auto"/>
-        <w:ind w:firstLine="709"/>
-        <w:jc w:val="both"/>
-        <w:rPr>
-          <w:rFonts w:ascii="Times New Roman" w:hAnsi="Times New Roman" w:cs="Times New Roman"/>
-          <w:sz w:val="28"/>
-          <w:szCs w:val="28"/>
-        </w:rPr>
-      </w:pPr>
-      <w:r>
-        <w:rPr>
-          <w:rFonts w:ascii="Times New Roman" w:hAnsi="Times New Roman" w:cs="Times New Roman"/>
-          <w:sz w:val="28"/>
-          <w:szCs w:val="28"/>
-        </w:rPr>
-        <w:t xml:space="preserve">В VS Code есть встроенная панель </w:t>
-      </w:r>
-      <w:r>
-        <w:rPr>
-          <w:rFonts w:ascii="Times New Roman" w:hAnsi="Times New Roman" w:cs="Times New Roman"/>
-          <w:b/>
-          <w:bCs/>
-          <w:sz w:val="28"/>
-          <w:szCs w:val="28"/>
-        </w:rPr>
-        <w:t>Source Control</w:t>
-      </w:r>
-      <w:r>
-        <w:rPr>
-          <w:rFonts w:ascii="Times New Roman" w:hAnsi="Times New Roman" w:cs="Times New Roman"/>
-          <w:sz w:val="28"/>
-          <w:szCs w:val="28"/>
-        </w:rPr>
-        <w:t>, которая позволяет инициализировать репозиторий, добавлять файлы в индекс, создавать коммиты и отправлять их на GitHub. Также Git можно использовать через командную строку.</w:t>
-      </w:r>
-    </w:p>
-    <w:p>
-      <w:pPr>
-        <w:spacing w:after="0" w:line="360" w:lineRule="auto"/>
-        <w:ind w:firstLine="709"/>
-        <w:jc w:val="both"/>
-        <w:rPr>
-          <w:rFonts w:ascii="Times New Roman" w:hAnsi="Times New Roman" w:cs="Times New Roman"/>
-          <w:sz w:val="28"/>
-          <w:szCs w:val="28"/>
-        </w:rPr>
-      </w:pPr>
-      <w:r>
-        <w:rPr>
-          <w:rFonts w:ascii="Times New Roman" w:hAnsi="Times New Roman" w:cs="Times New Roman"/>
-          <w:b/>
-          <w:bCs/>
-          <w:sz w:val="28"/>
-          <w:szCs w:val="28"/>
-        </w:rPr>
-        <w:t>14. Что такое коммиты и как они влияют на историю проекта в Git?</w:t>
-      </w:r>
-    </w:p>
-    <w:p>
-      <w:pPr>
-        <w:spacing w:after="0" w:line="360" w:lineRule="auto"/>
-        <w:ind w:firstLine="709"/>
-        <w:jc w:val="both"/>
-        <w:rPr>
-          <w:rFonts w:ascii="Times New Roman" w:hAnsi="Times New Roman" w:cs="Times New Roman"/>
-          <w:sz w:val="28"/>
-          <w:szCs w:val="28"/>
-        </w:rPr>
-      </w:pPr>
-      <w:r>
-        <w:rPr>
-          <w:rFonts w:ascii="Times New Roman" w:hAnsi="Times New Roman" w:cs="Times New Roman"/>
-          <w:sz w:val="28"/>
-          <w:szCs w:val="28"/>
-        </w:rPr>
-        <w:t>Коммит — это фиксация изменений в репозитории. Каждый коммит сохраняет состояние проекта на определённый момент и содержит сообщение с описанием изменений. Коммиты формируют историю проекта, позволяя отслеживать изменения и возвращаться к предыдущим версиям.</w:t>
-      </w:r>
-    </w:p>
-    <w:p>
-      <w:pPr>
-        <w:spacing w:after="0" w:line="360" w:lineRule="auto"/>
-        <w:ind w:firstLine="709"/>
-        <w:jc w:val="both"/>
-        <w:rPr>
-          <w:rFonts w:ascii="Times New Roman" w:hAnsi="Times New Roman" w:cs="Times New Roman"/>
-          <w:sz w:val="28"/>
-          <w:szCs w:val="28"/>
-        </w:rPr>
-      </w:pPr>
-      <w:r>
-        <w:rPr>
-          <w:rFonts w:ascii="Times New Roman" w:hAnsi="Times New Roman" w:cs="Times New Roman"/>
-          <w:b/>
-          <w:bCs/>
-          <w:sz w:val="28"/>
-          <w:szCs w:val="28"/>
-        </w:rPr>
-        <w:t>15. Как разрешать конфликты при слиянии веток в Git?</w:t>
-      </w:r>
-    </w:p>
-    <w:p>
-      <w:pPr>
-        <w:spacing w:after="0" w:line="360" w:lineRule="auto"/>
-        <w:ind w:firstLine="709"/>
-        <w:jc w:val="both"/>
-        <w:rPr>
-          <w:rFonts w:ascii="Times New Roman" w:hAnsi="Times New Roman" w:cs="Times New Roman"/>
-          <w:sz w:val="28"/>
-          <w:szCs w:val="28"/>
-        </w:rPr>
-      </w:pPr>
-      <w:r>
-        <w:rPr>
-          <w:rFonts w:ascii="Times New Roman" w:hAnsi="Times New Roman" w:cs="Times New Roman"/>
-          <w:sz w:val="28"/>
-          <w:szCs w:val="28"/>
-        </w:rPr>
-        <w:t>Конфликты возникают, когда изменения в разных ветках затрагивают одни и те же строки файла. Для разрешения конфликта нужно открыть файл, вручную выбрать нужные строки, удалить маркеры конфликта и создать новый коммит.</w:t>
-      </w:r>
-    </w:p>
-    <w:p>
-      <w:pPr>
-        <w:spacing w:after="0" w:line="360" w:lineRule="auto"/>
-        <w:ind w:firstLine="709"/>
-        <w:jc w:val="both"/>
-        <w:rPr>
-          <w:rFonts w:ascii="Times New Roman" w:hAnsi="Times New Roman" w:cs="Times New Roman"/>
-          <w:sz w:val="28"/>
-          <w:szCs w:val="28"/>
-        </w:rPr>
-      </w:pPr>
-      <w:r>
-        <w:rPr>
-          <w:rFonts w:ascii="Times New Roman" w:hAnsi="Times New Roman" w:cs="Times New Roman"/>
-          <w:b/>
-          <w:bCs/>
-          <w:sz w:val="28"/>
-          <w:szCs w:val="28"/>
-        </w:rPr>
-        <w:t>16. Как настроить автоматическое обновление страницы при изменении файлов с помощью LiveServer?</w:t>
-      </w:r>
-    </w:p>
-    <w:p>
-      <w:pPr>
-        <w:spacing w:after="0" w:line="360" w:lineRule="auto"/>
-        <w:ind w:firstLine="709"/>
-        <w:jc w:val="both"/>
-        <w:rPr>
-          <w:rFonts w:ascii="Times New Roman" w:hAnsi="Times New Roman" w:cs="Times New Roman"/>
-          <w:sz w:val="28"/>
-          <w:szCs w:val="28"/>
-        </w:rPr>
-      </w:pPr>
-      <w:r>
-        <w:rPr>
-          <w:rFonts w:ascii="Times New Roman" w:hAnsi="Times New Roman" w:cs="Times New Roman"/>
-          <w:sz w:val="28"/>
-          <w:szCs w:val="28"/>
-        </w:rPr>
-        <w:t>Автоматическое обновление работает по умолчанию в Live Server. При сохранении файла (Ctrl+S) браузер автоматически отображает изменения. Это поведение можно изменить в настройках VS Code (settings.json).</w:t>
-      </w:r>
-    </w:p>
-    <w:p>
-      <w:pPr>
-        <w:spacing w:after="0" w:line="360" w:lineRule="auto"/>
-        <w:ind w:firstLine="709"/>
-        <w:jc w:val="both"/>
-        <w:rPr>
-          <w:rFonts w:ascii="Times New Roman" w:hAnsi="Times New Roman" w:cs="Times New Roman"/>
-          <w:sz w:val="28"/>
-          <w:szCs w:val="28"/>
-        </w:rPr>
-      </w:pPr>
-      <w:r>
-        <w:rPr>
-          <w:rFonts w:ascii="Times New Roman" w:hAnsi="Times New Roman" w:cs="Times New Roman"/>
-          <w:b/>
-          <w:bCs/>
-          <w:sz w:val="28"/>
-          <w:szCs w:val="28"/>
-        </w:rPr>
-        <w:lastRenderedPageBreak/>
-        <w:t>17. Что такое REST API и как его тестировать с помощью Postman?</w:t>
-      </w:r>
-    </w:p>
-    <w:p>
-      <w:pPr>
-        <w:spacing w:after="0" w:line="360" w:lineRule="auto"/>
-        <w:ind w:firstLine="709"/>
-        <w:jc w:val="both"/>
-        <w:rPr>
-          <w:rFonts w:ascii="Times New Roman" w:hAnsi="Times New Roman" w:cs="Times New Roman"/>
-          <w:sz w:val="28"/>
-          <w:szCs w:val="28"/>
-        </w:rPr>
-      </w:pPr>
-      <w:r>
-        <w:rPr>
-          <w:rFonts w:ascii="Times New Roman" w:hAnsi="Times New Roman" w:cs="Times New Roman"/>
-          <w:sz w:val="28"/>
-          <w:szCs w:val="28"/>
-        </w:rPr>
-        <w:t>REST API — архитектурный стиль для распределённых систем, использующий HTTP-методы (GET, POST, PUT, DELETE) для работы с ресурсами. В Postman можно создавать запросы к REST API, отправлять их и анализировать ответы (статус-коды, заголовки, тело ответа).</w:t>
-      </w:r>
-    </w:p>
-    <w:p>
-      <w:pPr>
-        <w:spacing w:after="0" w:line="360" w:lineRule="auto"/>
-        <w:ind w:firstLine="709"/>
-        <w:jc w:val="both"/>
-        <w:rPr>
-          <w:rFonts w:ascii="Times New Roman" w:hAnsi="Times New Roman" w:cs="Times New Roman"/>
-          <w:sz w:val="28"/>
-          <w:szCs w:val="28"/>
-        </w:rPr>
-      </w:pPr>
-      <w:r>
-        <w:rPr>
-          <w:rFonts w:ascii="Times New Roman" w:hAnsi="Times New Roman" w:cs="Times New Roman"/>
-          <w:b/>
-          <w:bCs/>
-          <w:sz w:val="28"/>
-          <w:szCs w:val="28"/>
-        </w:rPr>
-        <w:t>18. Как использовать Markdown в README-файлах на GitHub?</w:t>
-      </w:r>
-    </w:p>
-    <w:p>
-      <w:pPr>
-        <w:spacing w:after="0" w:line="360" w:lineRule="auto"/>
-        <w:ind w:firstLine="709"/>
-        <w:jc w:val="both"/>
-        <w:rPr>
-          <w:rFonts w:ascii="Times New Roman" w:hAnsi="Times New Roman" w:cs="Times New Roman"/>
-          <w:sz w:val="28"/>
-          <w:szCs w:val="28"/>
-        </w:rPr>
-      </w:pPr>
-      <w:r>
-        <w:rPr>
-          <w:rFonts w:ascii="Times New Roman" w:hAnsi="Times New Roman" w:cs="Times New Roman"/>
-          <w:sz w:val="28"/>
-          <w:szCs w:val="28"/>
-        </w:rPr>
-        <w:t>Markdown — облегчённый язык разметки, используемый для оформления README-файлов. Он позволяет создавать заголовки, списки, ссылки, изображения и блоки кода с помощью простого синтаксиса.</w:t>
-      </w:r>
-    </w:p>
-    <w:p>
-      <w:pPr>
-        <w:spacing w:after="0" w:line="360" w:lineRule="auto"/>
-        <w:ind w:firstLine="709"/>
-        <w:jc w:val="both"/>
-        <w:rPr>
-          <w:rFonts w:ascii="Times New Roman" w:hAnsi="Times New Roman" w:cs="Times New Roman"/>
-          <w:sz w:val="28"/>
-          <w:szCs w:val="28"/>
-        </w:rPr>
-      </w:pPr>
-      <w:r>
-        <w:rPr>
-          <w:rFonts w:ascii="Times New Roman" w:hAnsi="Times New Roman" w:cs="Times New Roman"/>
-          <w:b/>
-          <w:bCs/>
-          <w:sz w:val="28"/>
-          <w:szCs w:val="28"/>
-        </w:rPr>
-        <w:t>19. Как организовать структуру проекта для веб-разработки в Visual Studio Code?</w:t>
-      </w:r>
-    </w:p>
-    <w:p>
-      <w:pPr>
-        <w:spacing w:after="0" w:line="360" w:lineRule="auto"/>
-        <w:ind w:firstLine="709"/>
-        <w:jc w:val="both"/>
-        <w:rPr>
-          <w:rFonts w:ascii="Times New Roman" w:hAnsi="Times New Roman" w:cs="Times New Roman"/>
-          <w:sz w:val="28"/>
-          <w:szCs w:val="28"/>
-        </w:rPr>
-      </w:pPr>
-      <w:r>
-        <w:rPr>
-          <w:rFonts w:ascii="Times New Roman" w:hAnsi="Times New Roman" w:cs="Times New Roman"/>
-          <w:sz w:val="28"/>
-          <w:szCs w:val="28"/>
-        </w:rPr>
-        <w:t>Проект обычно организуется в виде папок: lab1, lab2, lab3 и т. д. В каждой папке размещаются файлы index.html, стили (.css), скрипты (.js) и ресурсы (изображения). Такая структура упрощает навигацию и поддержку проекта.</w:t>
-      </w:r>
-    </w:p>
-    <w:p>
-      <w:pPr>
-        <w:spacing w:after="0" w:line="360" w:lineRule="auto"/>
-        <w:ind w:firstLine="709"/>
-        <w:jc w:val="both"/>
-        <w:rPr>
-          <w:rFonts w:ascii="Times New Roman" w:hAnsi="Times New Roman" w:cs="Times New Roman"/>
-          <w:sz w:val="28"/>
-          <w:szCs w:val="28"/>
-        </w:rPr>
-      </w:pPr>
-      <w:r>
-        <w:rPr>
-          <w:rFonts w:ascii="Times New Roman" w:hAnsi="Times New Roman" w:cs="Times New Roman"/>
-          <w:b/>
-          <w:bCs/>
-          <w:sz w:val="28"/>
-          <w:szCs w:val="28"/>
-        </w:rPr>
-        <w:t>20. Как использовать инструменты разработчика в браузере для отладки веб-приложений?</w:t>
-      </w:r>
-    </w:p>
-    <w:p>
-      <w:pPr>
-        <w:spacing w:after="0" w:line="360" w:lineRule="auto"/>
-        <w:ind w:firstLine="709"/>
-        <w:jc w:val="both"/>
-        <w:rPr>
-          <w:rFonts w:ascii="Times New Roman" w:hAnsi="Times New Roman" w:cs="Times New Roman"/>
-          <w:sz w:val="28"/>
-          <w:szCs w:val="28"/>
-        </w:rPr>
-      </w:pPr>
-      <w:r>
-        <w:rPr>
-          <w:rFonts w:ascii="Times New Roman" w:hAnsi="Times New Roman" w:cs="Times New Roman"/>
-          <w:sz w:val="28"/>
-          <w:szCs w:val="28"/>
-        </w:rPr>
-        <w:t>Инструменты разработчика (DevTools) открываются по нажатию F12 или Ctrl+Shift+I. Они позволяют просматривать и редактировать HTML/CSS, отлаживать JavaScript, анализировать сетевые запросы и измерять производительность страницы.</w:t>
+          <w:sz w:val="28"/>
+          <w:szCs w:val="28"/>
+        </w:rPr>
+        <w:t xml:space="preserve">Инструменты разработчика открываются клавишей F12 или Ctrl+Shift+I. Вкладка Elements позволяет смотреть и менять HTML и CSS, Console показывает сообщения и ошибки JavaScript, Sources нужна для отладки кода, Network — для анализа сетевых запросов, Performance — для измерения производительности страницы.</w:t>
       </w:r>
     </w:p>
     <w:p>
